--- a/Assignment 02/Assignment_02_SH-04.docx
+++ b/Assignment 02/Assignment_02_SH-04.docx
@@ -34,12 +34,12 @@
           <wp:inline distB="0" distT="0" distL="0" distR="0">
             <wp:extent cx="1080922" cy="1362505"/>
             <wp:effectExtent b="0" l="0" r="0" t="0"/>
-            <wp:docPr id="117" name="image7.png"/>
+            <wp:docPr id="117" name="image5.png"/>
             <a:graphic>
               <a:graphicData uri="http://schemas.openxmlformats.org/drawingml/2006/picture">
                 <pic:pic>
                   <pic:nvPicPr>
-                    <pic:cNvPr id="0" name="image7.png"/>
+                    <pic:cNvPr id="0" name="image5.png"/>
                     <pic:cNvPicPr preferRelativeResize="0"/>
                   </pic:nvPicPr>
                   <pic:blipFill>
@@ -769,7 +769,7 @@
           <w:szCs w:val="32"/>
           <w:rtl w:val="0"/>
         </w:rPr>
-        <w:t xml:space="preserve">2 Task 1: The Basic HTTP GET/Response Interaction</w:t>
+        <w:t xml:space="preserve">1 Task 1: The Basic HTTP GET/Response Interaction</w:t>
       </w:r>
       <w:r>
         <w:rPr>
@@ -794,7 +794,7 @@
           <w:szCs w:val="26"/>
           <w:rtl w:val="0"/>
         </w:rPr>
-        <w:t xml:space="preserve">2.1 Q1 – HTTP Version</w:t>
+        <w:t xml:space="preserve">1.1 Q1 – HTTP Version</w:t>
       </w:r>
       <w:r>
         <w:rPr>
@@ -1016,19 +1016,19 @@
         <w:rPr/>
         <w:drawing>
           <wp:inline distB="0" distT="0" distL="0" distR="0">
-            <wp:extent cx="5553075" cy="3181045"/>
+            <wp:extent cx="5553075" cy="667055"/>
             <wp:effectExtent b="0" l="0" r="0" t="0"/>
-            <wp:docPr id="119" name="image15.png"/>
+            <wp:docPr id="119" name="image17.png"/>
             <a:graphic>
               <a:graphicData uri="http://schemas.openxmlformats.org/drawingml/2006/picture">
                 <pic:pic>
                   <pic:nvPicPr>
-                    <pic:cNvPr id="0" name="image15.png"/>
+                    <pic:cNvPr id="0" name="image17.png"/>
                     <pic:cNvPicPr preferRelativeResize="0"/>
                   </pic:nvPicPr>
                   <pic:blipFill>
                     <a:blip r:embed="rId8"/>
-                    <a:srcRect b="0" l="3156" r="0" t="1484"/>
+                    <a:srcRect b="77859" l="3156" r="0" t="1484"/>
                     <a:stretch>
                       <a:fillRect/>
                     </a:stretch>
@@ -1036,7 +1036,7 @@
                   <pic:spPr>
                     <a:xfrm>
                       <a:off x="0" y="0"/>
-                      <a:ext cx="5553075" cy="3181045"/>
+                      <a:ext cx="5553075" cy="667055"/>
                     </a:xfrm>
                     <a:prstGeom prst="rect"/>
                     <a:ln/>
@@ -1270,19 +1270,19 @@
         <w:rPr/>
         <w:drawing>
           <wp:inline distB="0" distT="0" distL="0" distR="0">
-            <wp:extent cx="5543550" cy="3143250"/>
+            <wp:extent cx="6081108" cy="3730047"/>
             <wp:effectExtent b="0" l="0" r="0" t="0"/>
-            <wp:docPr id="118" name="image11.png"/>
+            <wp:docPr id="118" name="image7.png"/>
             <a:graphic>
               <a:graphicData uri="http://schemas.openxmlformats.org/drawingml/2006/picture">
                 <pic:pic>
                   <pic:nvPicPr>
-                    <pic:cNvPr id="0" name="image11.png"/>
+                    <pic:cNvPr id="0" name="image7.png"/>
                     <pic:cNvPicPr preferRelativeResize="0"/>
                   </pic:nvPicPr>
                   <pic:blipFill>
                     <a:blip r:embed="rId9"/>
-                    <a:srcRect b="0" l="3322" r="0" t="2655"/>
+                    <a:srcRect b="0" l="-260" r="3751" t="0"/>
                     <a:stretch>
                       <a:fillRect/>
                     </a:stretch>
@@ -1290,7 +1290,7 @@
                   <pic:spPr>
                     <a:xfrm>
                       <a:off x="0" y="0"/>
-                      <a:ext cx="5543550" cy="3143250"/>
+                      <a:ext cx="6081108" cy="3730047"/>
                     </a:xfrm>
                     <a:prstGeom prst="rect"/>
                     <a:ln/>
@@ -1583,19 +1583,19 @@
         <w:rPr/>
         <w:drawing>
           <wp:inline distB="0" distT="0" distL="0" distR="0">
-            <wp:extent cx="5562600" cy="3140779"/>
+            <wp:extent cx="5562600" cy="2333625"/>
             <wp:effectExtent b="0" l="0" r="0" t="0"/>
-            <wp:docPr id="121" name="image4.png"/>
+            <wp:docPr id="121" name="image3.png"/>
             <a:graphic>
               <a:graphicData uri="http://schemas.openxmlformats.org/drawingml/2006/picture">
                 <pic:pic>
                   <pic:nvPicPr>
-                    <pic:cNvPr id="0" name="image4.png"/>
+                    <pic:cNvPr id="0" name="image3.png"/>
                     <pic:cNvPicPr preferRelativeResize="0"/>
                   </pic:nvPicPr>
                   <pic:blipFill>
                     <a:blip r:embed="rId10"/>
-                    <a:srcRect b="0" l="2990" r="0" t="2731"/>
+                    <a:srcRect b="0" l="0" r="55209" t="25758"/>
                     <a:stretch>
                       <a:fillRect/>
                     </a:stretch>
@@ -1603,7 +1603,7 @@
                   <pic:spPr>
                     <a:xfrm>
                       <a:off x="0" y="0"/>
-                      <a:ext cx="5562600" cy="3140779"/>
+                      <a:ext cx="5562600" cy="2333625"/>
                     </a:xfrm>
                     <a:prstGeom prst="rect"/>
                     <a:ln/>
@@ -1857,17 +1857,17 @@
           <wp:inline distB="0" distT="0" distL="0" distR="0">
             <wp:extent cx="5534025" cy="3178661"/>
             <wp:effectExtent b="0" l="0" r="0" t="0"/>
-            <wp:docPr id="120" name="image2.png"/>
+            <wp:docPr id="120" name="image1.png"/>
             <a:graphic>
               <a:graphicData uri="http://schemas.openxmlformats.org/drawingml/2006/picture">
                 <pic:pic>
                   <pic:nvPicPr>
-                    <pic:cNvPr id="0" name="image2.png"/>
+                    <pic:cNvPr id="0" name="image1.png"/>
                     <pic:cNvPicPr preferRelativeResize="0"/>
                   </pic:nvPicPr>
                   <pic:blipFill>
                     <a:blip r:embed="rId11"/>
-                    <a:srcRect b="0" l="3488" r="0" t="1558"/>
+                    <a:srcRect b="0" l="0" r="38647" t="0"/>
                     <a:stretch>
                       <a:fillRect/>
                     </a:stretch>
@@ -2107,19 +2107,19 @@
         <w:rPr/>
         <w:drawing>
           <wp:inline distB="0" distT="0" distL="0" distR="0">
-            <wp:extent cx="5733288" cy="3038612"/>
+            <wp:extent cx="5734050" cy="1914525"/>
             <wp:effectExtent b="0" l="0" r="0" t="0"/>
-            <wp:docPr id="123" name="image10.png"/>
+            <wp:docPr id="123" name="image6.png"/>
             <a:graphic>
               <a:graphicData uri="http://schemas.openxmlformats.org/drawingml/2006/picture">
                 <pic:pic>
                   <pic:nvPicPr>
-                    <pic:cNvPr id="0" name="image10.png"/>
+                    <pic:cNvPr id="0" name="image6.png"/>
                     <pic:cNvPicPr preferRelativeResize="0"/>
                   </pic:nvPicPr>
                   <pic:blipFill>
                     <a:blip r:embed="rId12"/>
-                    <a:srcRect b="0" l="0" r="0" t="0"/>
+                    <a:srcRect b="39498" l="0" r="17433" t="-2508"/>
                     <a:stretch>
                       <a:fillRect/>
                     </a:stretch>
@@ -2127,7 +2127,7 @@
                   <pic:spPr>
                     <a:xfrm>
                       <a:off x="0" y="0"/>
-                      <a:ext cx="5733288" cy="3038612"/>
+                      <a:ext cx="5734050" cy="1914525"/>
                     </a:xfrm>
                     <a:prstGeom prst="rect"/>
                     <a:ln/>
@@ -2245,7 +2245,7 @@
           <w:szCs w:val="32"/>
           <w:rtl w:val="0"/>
         </w:rPr>
-        <w:t xml:space="preserve">3 Task 2: The HTTP Conditional GET/Response Interaction</w:t>
+        <w:t xml:space="preserve">2 Task 2: The HTTP Conditional GET/Response Interaction</w:t>
       </w:r>
       <w:r>
         <w:rPr>
@@ -2270,7 +2270,7 @@
           <w:szCs w:val="26"/>
           <w:rtl w:val="0"/>
         </w:rPr>
-        <w:t xml:space="preserve">3.1 Q8 – Initial GET Inspection</w:t>
+        <w:t xml:space="preserve">2.1 Q8 – Initial GET Inspection</w:t>
       </w:r>
       <w:r>
         <w:rPr>
@@ -2544,19 +2544,19 @@
         <w:rPr/>
         <w:drawing>
           <wp:inline distB="0" distT="0" distL="0" distR="0">
-            <wp:extent cx="5581650" cy="3190570"/>
+            <wp:extent cx="7491413" cy="3190875"/>
             <wp:effectExtent b="0" l="0" r="0" t="0"/>
-            <wp:docPr id="122" name="image13.png"/>
+            <wp:docPr id="122" name="image2.png"/>
             <a:graphic>
               <a:graphicData uri="http://schemas.openxmlformats.org/drawingml/2006/picture">
                 <pic:pic>
                   <pic:nvPicPr>
-                    <pic:cNvPr id="0" name="image13.png"/>
+                    <pic:cNvPr id="0" name="image2.png"/>
                     <pic:cNvPicPr preferRelativeResize="0"/>
                   </pic:nvPicPr>
                   <pic:blipFill>
                     <a:blip r:embed="rId13"/>
-                    <a:srcRect b="0" l="2658" r="0" t="1189"/>
+                    <a:srcRect b="1493" l="0" r="26745" t="-1493"/>
                     <a:stretch>
                       <a:fillRect/>
                     </a:stretch>
@@ -2564,7 +2564,7 @@
                   <pic:spPr>
                     <a:xfrm>
                       <a:off x="0" y="0"/>
-                      <a:ext cx="5581650" cy="3190570"/>
+                      <a:ext cx="7491413" cy="3190875"/>
                     </a:xfrm>
                     <a:prstGeom prst="rect"/>
                     <a:ln/>
@@ -2954,19 +2954,19 @@
         <w:rPr/>
         <w:drawing>
           <wp:inline distB="0" distT="0" distL="0" distR="0">
-            <wp:extent cx="5562600" cy="3228975"/>
+            <wp:extent cx="5562600" cy="2098888"/>
             <wp:effectExtent b="0" l="0" r="0" t="0"/>
-            <wp:docPr id="125" name="image1.png"/>
+            <wp:docPr id="125" name="image10.png"/>
             <a:graphic>
               <a:graphicData uri="http://schemas.openxmlformats.org/drawingml/2006/picture">
                 <pic:pic>
                   <pic:nvPicPr>
-                    <pic:cNvPr id="0" name="image1.png"/>
+                    <pic:cNvPr id="0" name="image10.png"/>
                     <pic:cNvPicPr preferRelativeResize="0"/>
                   </pic:nvPicPr>
                   <pic:blipFill>
                     <a:blip r:embed="rId14"/>
-                    <a:srcRect b="0" l="2990" r="0" t="0"/>
+                    <a:srcRect b="34998" l="0" r="32337" t="0"/>
                     <a:stretch>
                       <a:fillRect/>
                     </a:stretch>
@@ -2974,7 +2974,7 @@
                   <pic:spPr>
                     <a:xfrm>
                       <a:off x="0" y="0"/>
-                      <a:ext cx="5562600" cy="3228975"/>
+                      <a:ext cx="5562600" cy="2098888"/>
                     </a:xfrm>
                     <a:prstGeom prst="rect"/>
                     <a:ln/>
@@ -3112,7 +3112,7 @@
           <w:szCs w:val="26"/>
           <w:rtl w:val="0"/>
         </w:rPr>
-        <w:t xml:space="preserve">3.3 Q10 – Second GET Inspection</w:t>
+        <w:t xml:space="preserve">2.3 Q10 – Second GET Inspection</w:t>
       </w:r>
       <w:r>
         <w:rPr>
@@ -3348,17 +3348,17 @@
           <wp:inline distB="0" distT="0" distL="0" distR="0">
             <wp:extent cx="5581650" cy="3133725"/>
             <wp:effectExtent b="0" l="0" r="0" t="0"/>
-            <wp:docPr id="124" name="image12.png"/>
+            <wp:docPr id="124" name="image8.png"/>
             <a:graphic>
               <a:graphicData uri="http://schemas.openxmlformats.org/drawingml/2006/picture">
                 <pic:pic>
                   <pic:nvPicPr>
-                    <pic:cNvPr id="0" name="image12.png"/>
+                    <pic:cNvPr id="0" name="image8.png"/>
                     <pic:cNvPicPr preferRelativeResize="0"/>
                   </pic:nvPicPr>
                   <pic:blipFill>
                     <a:blip r:embed="rId15"/>
-                    <a:srcRect b="0" l="2658" r="0" t="2950"/>
+                    <a:srcRect b="0" l="-546" r="30688" t="0"/>
                     <a:stretch>
                       <a:fillRect/>
                     </a:stretch>
@@ -3468,7 +3468,7 @@
           <w:szCs w:val="26"/>
           <w:rtl w:val="0"/>
         </w:rPr>
-        <w:t xml:space="preserve">3.4 Q11 – Cache Validation Response</w:t>
+        <w:t xml:space="preserve">2.4 Q11 – Cache Validation Response</w:t>
       </w:r>
       <w:r>
         <w:rPr>
@@ -3869,17 +3869,17 @@
           <wp:inline distB="0" distT="0" distL="0" distR="0">
             <wp:extent cx="5553075" cy="3133725"/>
             <wp:effectExtent b="0" l="0" r="0" t="0"/>
-            <wp:docPr id="128" name="image6.png"/>
+            <wp:docPr id="128" name="image9.png"/>
             <a:graphic>
               <a:graphicData uri="http://schemas.openxmlformats.org/drawingml/2006/picture">
                 <pic:pic>
                   <pic:nvPicPr>
-                    <pic:cNvPr id="0" name="image6.png"/>
+                    <pic:cNvPr id="0" name="image9.png"/>
                     <pic:cNvPicPr preferRelativeResize="0"/>
                   </pic:nvPicPr>
                   <pic:blipFill>
                     <a:blip r:embed="rId16"/>
-                    <a:srcRect b="0" l="3156" r="0" t="2950"/>
+                    <a:srcRect b="0" l="-439" r="38727" t="0"/>
                     <a:stretch>
                       <a:fillRect/>
                     </a:stretch>
@@ -4168,7 +4168,7 @@
         <w:rPr/>
         <w:drawing>
           <wp:inline distB="0" distT="0" distL="0" distR="0">
-            <wp:extent cx="5534025" cy="3139123"/>
+            <wp:extent cx="5534025" cy="718502"/>
             <wp:effectExtent b="0" l="0" r="0" t="0"/>
             <wp:docPr id="126" name="image16.png"/>
             <a:graphic>
@@ -4180,7 +4180,7 @@
                   </pic:nvPicPr>
                   <pic:blipFill>
                     <a:blip r:embed="rId17"/>
-                    <a:srcRect b="0" l="3488" r="0" t="2783"/>
+                    <a:srcRect b="74995" l="3488" r="0" t="2783"/>
                     <a:stretch>
                       <a:fillRect/>
                     </a:stretch>
@@ -4188,7 +4188,7 @@
                   <pic:spPr>
                     <a:xfrm>
                       <a:off x="0" y="0"/>
-                      <a:ext cx="5534025" cy="3139123"/>
+                      <a:ext cx="5534025" cy="718502"/>
                     </a:xfrm>
                     <a:prstGeom prst="rect"/>
                     <a:ln/>
@@ -4364,19 +4364,19 @@
         <w:rPr/>
         <w:drawing>
           <wp:inline distB="0" distT="0" distL="0" distR="0">
-            <wp:extent cx="5733288" cy="3157642"/>
+            <wp:extent cx="5734050" cy="2436946"/>
             <wp:effectExtent b="0" l="0" r="0" t="0"/>
-            <wp:docPr id="127" name="image8.png"/>
+            <wp:docPr id="127" name="image13.png"/>
             <a:graphic>
               <a:graphicData uri="http://schemas.openxmlformats.org/drawingml/2006/picture">
                 <pic:pic>
                   <pic:nvPicPr>
-                    <pic:cNvPr id="0" name="image8.png"/>
+                    <pic:cNvPr id="0" name="image13.png"/>
                     <pic:cNvPicPr preferRelativeResize="0"/>
                   </pic:nvPicPr>
                   <pic:blipFill>
                     <a:blip r:embed="rId18"/>
-                    <a:srcRect b="0" l="0" r="0" t="0"/>
+                    <a:srcRect b="22938" l="0" r="0" t="0"/>
                     <a:stretch>
                       <a:fillRect/>
                     </a:stretch>
@@ -4384,7 +4384,7 @@
                   <pic:spPr>
                     <a:xfrm>
                       <a:off x="0" y="0"/>
-                      <a:ext cx="5733288" cy="3157642"/>
+                      <a:ext cx="5734050" cy="2436946"/>
                     </a:xfrm>
                     <a:prstGeom prst="rect"/>
                     <a:ln/>
@@ -4661,17 +4661,17 @@
           <wp:inline distB="0" distT="0" distL="0" distR="0">
             <wp:extent cx="5733288" cy="3157642"/>
             <wp:effectExtent b="0" l="0" r="0" t="0"/>
-            <wp:docPr id="129" name="image8.png"/>
+            <wp:docPr id="129" name="image4.png"/>
             <a:graphic>
               <a:graphicData uri="http://schemas.openxmlformats.org/drawingml/2006/picture">
                 <pic:pic>
                   <pic:nvPicPr>
-                    <pic:cNvPr id="0" name="image8.png"/>
+                    <pic:cNvPr id="0" name="image4.png"/>
                     <pic:cNvPicPr preferRelativeResize="0"/>
                   </pic:nvPicPr>
                   <pic:blipFill>
-                    <a:blip r:embed="rId18"/>
-                    <a:srcRect b="0" l="0" r="0" t="0"/>
+                    <a:blip r:embed="rId19"/>
+                    <a:srcRect b="6928" l="26531" r="46609" t="-6928"/>
                     <a:stretch>
                       <a:fillRect/>
                     </a:stretch>
@@ -5392,17 +5392,17 @@
           <wp:inline distB="0" distT="0" distL="0" distR="0">
             <wp:extent cx="5733288" cy="3157642"/>
             <wp:effectExtent b="0" l="0" r="0" t="0"/>
-            <wp:docPr id="130" name="image14.png"/>
+            <wp:docPr id="130" name="image11.png"/>
             <a:graphic>
               <a:graphicData uri="http://schemas.openxmlformats.org/drawingml/2006/picture">
                 <pic:pic>
                   <pic:nvPicPr>
-                    <pic:cNvPr id="0" name="image14.png"/>
+                    <pic:cNvPr id="0" name="image11.png"/>
                     <pic:cNvPicPr preferRelativeResize="0"/>
                   </pic:nvPicPr>
                   <pic:blipFill>
-                    <a:blip r:embed="rId19"/>
-                    <a:srcRect b="0" l="0" r="0" t="0"/>
+                    <a:blip r:embed="rId20"/>
+                    <a:srcRect b="-2711" l="13254" r="45781" t="2711"/>
                     <a:stretch>
                       <a:fillRect/>
                     </a:stretch>
@@ -6394,19 +6394,19 @@
         <w:rPr/>
         <w:drawing>
           <wp:inline distB="0" distT="0" distL="0" distR="0">
-            <wp:extent cx="5733288" cy="3157642"/>
+            <wp:extent cx="5734050" cy="862941"/>
             <wp:effectExtent b="0" l="0" r="0" t="0"/>
-            <wp:docPr id="131" name="image17.png"/>
+            <wp:docPr id="131" name="image15.png"/>
             <a:graphic>
               <a:graphicData uri="http://schemas.openxmlformats.org/drawingml/2006/picture">
                 <pic:pic>
                   <pic:nvPicPr>
-                    <pic:cNvPr id="0" name="image17.png"/>
+                    <pic:cNvPr id="0" name="image15.png"/>
                     <pic:cNvPicPr preferRelativeResize="0"/>
                   </pic:nvPicPr>
                   <pic:blipFill>
-                    <a:blip r:embed="rId20"/>
-                    <a:srcRect b="0" l="0" r="0" t="0"/>
+                    <a:blip r:embed="rId21"/>
+                    <a:srcRect b="72712" l="0" r="0" t="0"/>
                     <a:stretch>
                       <a:fillRect/>
                     </a:stretch>
@@ -6414,7 +6414,7 @@
                   <pic:spPr>
                     <a:xfrm>
                       <a:off x="0" y="0"/>
-                      <a:ext cx="5733288" cy="3157642"/>
+                      <a:ext cx="5734050" cy="862941"/>
                     </a:xfrm>
                     <a:prstGeom prst="rect"/>
                     <a:ln/>
@@ -7389,16 +7389,16 @@
           <wp:inline distB="0" distT="0" distL="0" distR="0">
             <wp:extent cx="5733288" cy="849490"/>
             <wp:effectExtent b="0" l="0" r="0" t="0"/>
-            <wp:docPr id="132" name="image9.png"/>
+            <wp:docPr id="132" name="image14.png"/>
             <a:graphic>
               <a:graphicData uri="http://schemas.openxmlformats.org/drawingml/2006/picture">
                 <pic:pic>
                   <pic:nvPicPr>
-                    <pic:cNvPr id="0" name="image9.png"/>
+                    <pic:cNvPr id="0" name="image14.png"/>
                     <pic:cNvPicPr preferRelativeResize="0"/>
                   </pic:nvPicPr>
                   <pic:blipFill>
-                    <a:blip r:embed="rId21"/>
+                    <a:blip r:embed="rId22"/>
                     <a:srcRect b="0" l="0" r="0" t="0"/>
                     <a:stretch>
                       <a:fillRect/>
@@ -7578,7 +7578,7 @@
       </w:r>
       <w:sdt>
         <w:sdtPr>
-          <w:id w:val="1197551598"/>
+          <w:id w:val="-2102206172"/>
           <w:tag w:val="goog_rdk_0"/>
         </w:sdtPr>
         <w:sdtContent>
@@ -7624,7 +7624,7 @@
       </w:r>
       <w:sdt>
         <w:sdtPr>
-          <w:id w:val="-1514262568"/>
+          <w:id w:val="-704479722"/>
           <w:tag w:val="goog_rdk_1"/>
         </w:sdtPr>
         <w:sdtContent>
@@ -7652,7 +7652,7 @@
       </w:r>
       <w:sdt>
         <w:sdtPr>
-          <w:id w:val="-2024697055"/>
+          <w:id w:val="-403556470"/>
           <w:tag w:val="goog_rdk_2"/>
         </w:sdtPr>
         <w:sdtContent>
@@ -8032,19 +8032,19 @@
         <w:rPr/>
         <w:drawing>
           <wp:inline distB="0" distT="0" distL="0" distR="0">
-            <wp:extent cx="5733288" cy="3132302"/>
+            <wp:extent cx="5734050" cy="2397911"/>
             <wp:effectExtent b="0" l="0" r="0" t="0"/>
-            <wp:docPr id="133" name="image3.png"/>
+            <wp:docPr id="133" name="image12.png"/>
             <a:graphic>
               <a:graphicData uri="http://schemas.openxmlformats.org/drawingml/2006/picture">
                 <pic:pic>
                   <pic:nvPicPr>
-                    <pic:cNvPr id="0" name="image3.png"/>
+                    <pic:cNvPr id="0" name="image12.png"/>
                     <pic:cNvPicPr preferRelativeResize="0"/>
                   </pic:nvPicPr>
                   <pic:blipFill>
-                    <a:blip r:embed="rId22"/>
-                    <a:srcRect b="0" l="0" r="0" t="0"/>
+                    <a:blip r:embed="rId23"/>
+                    <a:srcRect b="23480" l="0" r="0" t="0"/>
                     <a:stretch>
                       <a:fillRect/>
                     </a:stretch>
@@ -8052,7 +8052,7 @@
                   <pic:spPr>
                     <a:xfrm>
                       <a:off x="0" y="0"/>
-                      <a:ext cx="5733288" cy="3132302"/>
+                      <a:ext cx="5734050" cy="2397911"/>
                     </a:xfrm>
                     <a:prstGeom prst="rect"/>
                     <a:ln/>
@@ -9472,17 +9472,17 @@
           <wp:inline distB="0" distT="0" distL="0" distR="0">
             <wp:extent cx="5733288" cy="3132302"/>
             <wp:effectExtent b="0" l="0" r="0" t="0"/>
-            <wp:docPr id="134" name="image5.png"/>
+            <wp:docPr id="134" name="image18.png"/>
             <a:graphic>
               <a:graphicData uri="http://schemas.openxmlformats.org/drawingml/2006/picture">
                 <pic:pic>
                   <pic:nvPicPr>
-                    <pic:cNvPr id="0" name="image5.png"/>
+                    <pic:cNvPr id="0" name="image18.png"/>
                     <pic:cNvPicPr preferRelativeResize="0"/>
                   </pic:nvPicPr>
                   <pic:blipFill>
-                    <a:blip r:embed="rId23"/>
-                    <a:srcRect b="0" l="0" r="0" t="0"/>
+                    <a:blip r:embed="rId24"/>
+                    <a:srcRect b="0" l="-463" r="38843" t="0"/>
                     <a:stretch>
                       <a:fillRect/>
                     </a:stretch>
@@ -9601,8 +9601,8 @@
       </w:r>
     </w:p>
     <w:sectPr>
-      <w:headerReference r:id="rId24" w:type="default"/>
-      <w:footerReference r:id="rId25" w:type="default"/>
+      <w:headerReference r:id="rId25" w:type="default"/>
+      <w:footerReference r:id="rId26" w:type="default"/>
       <w:type w:val="nextPage"/>
       <w:pgSz w:h="16838" w:w="11906" w:orient="portrait"/>
       <w:pgMar w:bottom="1440" w:top="1440" w:left="1440" w:right="1440" w:header="709" w:footer="709"/>
